--- a/courts/eighth-circuit/missouri/state/court-of-appeals-southern-district/reply-brief/usage/OUTPUT-reply-brief.docx
+++ b/courts/eighth-circuit/missouri/state/court-of-appeals-southern-district/reply-brief/usage/OUTPUT-reply-brief.docx
@@ -9475,6 +9475,7 @@
     <w:unhideWhenUsed/>
     <w:qFormat/>
     <w:pPr>
+      <w:keepLines/>
       <w:spacing w:before="0" w:after="140" w:line="299" w:lineRule="exact"/>
     </w:pPr>
     <w:rPr>

--- a/courts/eighth-circuit/missouri/state/court-of-appeals-southern-district/reply-brief/usage/OUTPUT-reply-brief.docx
+++ b/courts/eighth-circuit/missouri/state/court-of-appeals-southern-district/reply-brief/usage/OUTPUT-reply-brief.docx
@@ -6344,7 +6344,7 @@
         <w:t xml:space="preserve">Terminix Co., Inc. v. Dobson</w:t>
       </w:r>
       <w:r>
-        <w:t xml:space="preserve">, stated this FAA language should be interpreted “as broadly as the words ‘affecting commerce’ . . . a full exercise of constitutional power.” 513 U.S. 265, 277 (1995). Accordingly, a contract comes under the Federal Arbitration Act so long as it simply relates to interstate commerce.</w:t>
+        <w:t xml:space="preserve">, stated this FAA language should be interpreted “as broadly as the words ‘affecting commerce’ ⁠. ⁠. ⁠. a full exercise of constitutional power.” 513 U.S. 265, 277 (1995). Accordingly, a contract comes under the Federal Arbitration Act so long as it simply relates to interstate commerce.</w:t>
       </w:r>
       <w:r>
         <w:t xml:space="preserve"> </w:t>
@@ -9728,6 +9728,33 @@
       <w:ind w:left="2160" w:hanging="720"/>
     </w:pPr>
   </w:style>
+  <w:style w:type="paragraph" w:customStyle="1" w:styleId="XdQuoteList1">
+    <w:name w:val="Xd Quote List 1"/>
+    <w:basedOn w:val="Normal"/>
+    <w:qFormat/>
+    <w:pPr>
+      <w:spacing w:before="0" w:after="0" w:line="299" w:lineRule="exact"/>
+      <w:ind w:left="1440" w:right="720" w:hanging="720"/>
+    </w:pPr>
+  </w:style>
+  <w:style w:type="paragraph" w:customStyle="1" w:styleId="XdQuoteList2">
+    <w:name w:val="Xd Quote List 2"/>
+    <w:basedOn w:val="Normal"/>
+    <w:qFormat/>
+    <w:pPr>
+      <w:spacing w:before="0" w:after="0" w:line="299" w:lineRule="exact"/>
+      <w:ind w:left="2160" w:right="720" w:hanging="720"/>
+    </w:pPr>
+  </w:style>
+  <w:style w:type="paragraph" w:customStyle="1" w:styleId="XdQuoteList3">
+    <w:name w:val="Xd Quote List 3"/>
+    <w:basedOn w:val="Normal"/>
+    <w:qFormat/>
+    <w:pPr>
+      <w:spacing w:before="0" w:after="0" w:line="299" w:lineRule="exact"/>
+      <w:ind w:left="2880" w:right="720" w:hanging="720"/>
+    </w:pPr>
+  </w:style>
   <w:style w:type="paragraph" w:customStyle="1" w:styleId="XdTail">
     <w:name w:val="XdTail"/>
     <w:basedOn w:val="BodyText"/>

--- a/courts/eighth-circuit/missouri/state/court-of-appeals-southern-district/reply-brief/usage/OUTPUT-reply-brief.docx
+++ b/courts/eighth-circuit/missouri/state/court-of-appeals-southern-district/reply-brief/usage/OUTPUT-reply-brief.docx
@@ -725,9 +725,7 @@
         <w:t xml:space="preserve"> </w:t>
       </w:r>
       <w:r>
-        <w:t xml:space="preserve">63101</w:t>
-        <w:noBreakHyphen/>
-        <w:t xml:space="preserve">1880</w:t>
+        <w:t xml:space="preserve">63101-⁠1880</w:t>
       </w:r>
     </w:p>
     <w:p>
@@ -737,11 +735,7 @@
         <w:jc w:val="left"/>
       </w:pPr>
       <w:r>
-        <w:t xml:space="preserve">314</w:t>
-        <w:noBreakHyphen/>
-        <w:t xml:space="preserve">231</w:t>
-        <w:noBreakHyphen/>
-        <w:t xml:space="preserve">3332</w:t>
+        <w:t xml:space="preserve">314-⁠231-⁠3332</w:t>
       </w:r>
     </w:p>
     <w:p>
@@ -751,11 +745,7 @@
         <w:jc w:val="left"/>
       </w:pPr>
       <w:r>
-        <w:t xml:space="preserve">314</w:t>
-        <w:noBreakHyphen/>
-        <w:t xml:space="preserve">241</w:t>
-        <w:noBreakHyphen/>
-        <w:t xml:space="preserve">7604</w:t>
+        <w:t xml:space="preserve">314-⁠241-⁠7604</w:t>
       </w:r>
       <w:r>
         <w:t xml:space="preserve"> </w:t>
@@ -4689,13 +4679,7 @@
         <w:pStyle w:val="BodyText"/>
       </w:pPr>
       <w:r>
-        <w:t xml:space="preserve">Instead of identifying any specific term in the arbitration provision which Respondents’ believe is unconscionable, this portion of Respondents’ brief focuses on the process by which the admission Contract was executed. Respondents suggest Respondent Bobby Rouse did not know the contents of the Contract because she was 61 years old, possessed a 10th Grade education, and, although she “tried to read the contract,” the representative of NHC who reviewed the contract with her “was going so fast that Mrs. Rouse could not keep up.” (Respondent’s Brief, pp. 9</w:t>
-      </w:r>
-      <w:r>
-        <w:noBreakHyphen/>
-      </w:r>
-      <w:r>
-        <w:t xml:space="preserve">10). Furthermore, Respondents argue that Ms. Woods was “lured” into signing and that the thirteen-page admissions contract is “rife with legalese.” (Respondent’s Brief, p. 13, 15).</w:t>
+        <w:t xml:space="preserve">Instead of identifying any specific term in the arbitration provision which Respondents’ believe is unconscionable, this portion of Respondents’ brief focuses on the process by which the admission Contract was executed. Respondents suggest Respondent Bobby Rouse did not know the contents of the Contract because she was 61 years old, possessed a 10th Grade education, and, although she “tried to read the contract,” the representative of NHC who reviewed the contract with her “was going so fast that Mrs. Rouse could not keep up.” (Respondent’s Brief, pp. 9-⁠10). Furthermore, Respondents argue that Ms. Woods was “lured” into signing and that the thirteen-page admissions contract is “rife with legalese.” (Respondent’s Brief, p. 13, 15).</w:t>
       </w:r>
     </w:p>
     <w:p>
@@ -4891,13 +4875,7 @@
         <w:pStyle w:val="BodyText"/>
       </w:pPr>
       <w:r>
-        <w:t xml:space="preserve">Respondents suggest the Agreement is unconscionable because it does not identify the “oppressive fees” associated with arbitration. (Respondents’ Brief, pp. 17</w:t>
-      </w:r>
-      <w:r>
-        <w:noBreakHyphen/>
-      </w:r>
-      <w:r>
-        <w:t xml:space="preserve">18). As the sole authority in support for their argument, Respondents cite</w:t>
+        <w:t xml:space="preserve">Respondents suggest the Agreement is unconscionable because it does not identify the “oppressive fees” associated with arbitration. (Respondents’ Brief, pp. 17-⁠18). As the sole authority in support for their argument, Respondents cite</w:t>
       </w:r>
       <w:r>
         <w:t xml:space="preserve"> </w:t>
@@ -6432,13 +6410,7 @@
         <w:t xml:space="preserve">see also Woermann</w:t>
       </w:r>
       <w:r>
-        <w:t xml:space="preserve">, 846 S.W.2d at 243. Here, the Contract and Agreement satisfy the FAA’s requirement because the decedent and some NHC Defendants are from different states. (LF 14</w:t>
-      </w:r>
-      <w:r>
-        <w:noBreakHyphen/>
-      </w:r>
-      <w:r>
-        <w:t xml:space="preserve">15).</w:t>
+        <w:t xml:space="preserve">, 846 S.W.2d at 243. Here, the Contract and Agreement satisfy the FAA’s requirement because the decedent and some NHC Defendants are from different states. (LF 14-⁠15).</w:t>
       </w:r>
     </w:p>
     <w:p>
@@ -7305,13 +7277,7 @@
         <w:t xml:space="preserve"> </w:t>
       </w:r>
       <w:r>
-        <w:t xml:space="preserve">at 187</w:t>
-      </w:r>
-      <w:r>
-        <w:noBreakHyphen/>
-      </w:r>
-      <w:r>
-        <w:t xml:space="preserve">88. The Court of Appeals found that the “[d]elay in seeking to compel arbitration does not itself constitute prejudice.”</w:t>
+        <w:t xml:space="preserve">at 187-⁠88. The Court of Appeals found that the “[d]elay in seeking to compel arbitration does not itself constitute prejudice.”</w:t>
       </w:r>
       <w:r>
         <w:t xml:space="preserve"> </w:t>
@@ -7585,25 +7551,7 @@
         <w:pStyle w:val="BodyText"/>
       </w:pPr>
       <w:r>
-        <w:t xml:space="preserve">Respondents assert the Agreement, if enforceable, should apply only to claims asserted by NHC Healthcare/​Kennett. The claims asserted by Respondents against Appellants all relate to allegations of deficient care received by decedent while she was a resident at NHC Healthcare/​Kennett (LF 24</w:t>
-      </w:r>
-      <w:r>
-        <w:noBreakHyphen/>
-      </w:r>
-      <w:r>
-        <w:t xml:space="preserve">28, 32</w:t>
-      </w:r>
-      <w:r>
-        <w:noBreakHyphen/>
-      </w:r>
-      <w:r>
-        <w:t xml:space="preserve">37). The Contract was clearly intended to govern the care the decedent was to receive at the facility. (LF 102</w:t>
-      </w:r>
-      <w:r>
-        <w:noBreakHyphen/>
-      </w:r>
-      <w:r>
-        <w:t xml:space="preserve">103).</w:t>
+        <w:t xml:space="preserve">Respondents assert the Agreement, if enforceable, should apply only to claims asserted by NHC Healthcare/​Kennett. The claims asserted by Respondents against Appellants all relate to allegations of deficient care received by decedent while she was a resident at NHC Healthcare/​Kennett (LF 24-⁠28, 32-⁠37). The Contract was clearly intended to govern the care the decedent was to receive at the facility. (LF 102-⁠103).</w:t>
       </w:r>
     </w:p>
     <w:p>
@@ -7611,13 +7559,7 @@
         <w:pStyle w:val="BodyText"/>
       </w:pPr>
       <w:r>
-        <w:t xml:space="preserve">Under the terms of the admission contract executed by decedent, she agreed to submit “all disputes,” including “contract, tort, statutory, regulatory, and other claims.” (LF 113). The claims asserted by Respondents certainly fall within the definition of disputes as defined in the Agreement. Furthermore, no provision of the Agreement limits decedent’s obligation to arbitrate to claims asserted against NHC Healthcare/​Kennett. (LF 112</w:t>
-      </w:r>
-      <w:r>
-        <w:noBreakHyphen/>
-      </w:r>
-      <w:r>
-        <w:t xml:space="preserve">113). Accordingly, as claims against all Appellants are derived from the alleged deficient care under the Contract, Respondents must submit all claims to arbitration, pursuant to the terms of the Agreement.</w:t>
+        <w:t xml:space="preserve">Under the terms of the admission contract executed by decedent, she agreed to submit “all disputes,” including “contract, tort, statutory, regulatory, and other claims.” (LF 113). The claims asserted by Respondents certainly fall within the definition of disputes as defined in the Agreement. Furthermore, no provision of the Agreement limits decedent’s obligation to arbitrate to claims asserted against NHC Healthcare/​Kennett. (LF 112-⁠113). Accordingly, as claims against all Appellants are derived from the alleged deficient care under the Contract, Respondents must submit all claims to arbitration, pursuant to the terms of the Agreement.</w:t>
       </w:r>
     </w:p>
     <w:p>
@@ -8194,9 +8136,7 @@
               <w:t xml:space="preserve"> </w:t>
             </w:r>
             <w:r>
-              <w:t xml:space="preserve">63101</w:t>
-              <w:noBreakHyphen/>
-              <w:t xml:space="preserve">1880</w:t>
+              <w:t xml:space="preserve">63101-⁠1880</w:t>
             </w:r>
           </w:p>
           <w:p>
@@ -8206,11 +8146,7 @@
               <w:jc w:val="left"/>
             </w:pPr>
             <w:r>
-              <w:t xml:space="preserve">314</w:t>
-              <w:noBreakHyphen/>
-              <w:t xml:space="preserve">231</w:t>
-              <w:noBreakHyphen/>
-              <w:t xml:space="preserve">3332</w:t>
+              <w:t xml:space="preserve">314-⁠231-⁠3332</w:t>
             </w:r>
           </w:p>
           <w:p>
@@ -8220,11 +8156,7 @@
               <w:jc w:val="left"/>
             </w:pPr>
             <w:r>
-              <w:t xml:space="preserve">314</w:t>
-              <w:noBreakHyphen/>
-              <w:t xml:space="preserve">241</w:t>
-              <w:noBreakHyphen/>
-              <w:t xml:space="preserve">7604</w:t>
+              <w:t xml:space="preserve">314-⁠241-⁠7604</w:t>
             </w:r>
             <w:r>
               <w:t xml:space="preserve"> </w:t>
@@ -8617,13 +8549,7 @@
         <w:pStyle w:val="XdTail"/>
       </w:pPr>
       <w:r>
-        <w:t xml:space="preserve">St. Louis, MO 63101</w:t>
-      </w:r>
-      <w:r>
-        <w:noBreakHyphen/>
-      </w:r>
-      <w:r>
-        <w:t xml:space="preserve">1880</w:t>
+        <w:t xml:space="preserve">St. Louis, MO 63101-⁠1880</w:t>
       </w:r>
     </w:p>
     <w:p>
@@ -8631,19 +8557,7 @@
         <w:pStyle w:val="XdTail"/>
       </w:pPr>
       <w:r>
-        <w:t xml:space="preserve">314</w:t>
-      </w:r>
-      <w:r>
-        <w:noBreakHyphen/>
-      </w:r>
-      <w:r>
-        <w:t xml:space="preserve">231</w:t>
-      </w:r>
-      <w:r>
-        <w:noBreakHyphen/>
-      </w:r>
-      <w:r>
-        <w:t xml:space="preserve">3332</w:t>
+        <w:t xml:space="preserve">314-⁠231-⁠3332</w:t>
       </w:r>
     </w:p>
     <w:p>
@@ -8651,19 +8565,7 @@
         <w:pStyle w:val="XdTail"/>
       </w:pPr>
       <w:r>
-        <w:t xml:space="preserve">314</w:t>
-      </w:r>
-      <w:r>
-        <w:noBreakHyphen/>
-      </w:r>
-      <w:r>
-        <w:t xml:space="preserve">241</w:t>
-      </w:r>
-      <w:r>
-        <w:noBreakHyphen/>
-      </w:r>
-      <w:r>
-        <w:t xml:space="preserve">7604 (Fax)</w:t>
+        <w:t xml:space="preserve">314-⁠241-⁠7604 (Fax)</w:t>
       </w:r>
     </w:p>
     <w:p>
@@ -9476,7 +9378,7 @@
     <w:qFormat/>
     <w:pPr>
       <w:keepLines/>
-      <w:spacing w:before="0" w:after="140" w:line="299" w:lineRule="exact"/>
+      <w:spacing w:before="23" w:after="140" w:line="299" w:lineRule="exact"/>
     </w:pPr>
     <w:rPr>
       <w:sz w:val="26"/>
